--- a/labs/03-copilot-studio/03-advanced/04-reasoning/lab-01-supplier-recommendation/supplier-incidents.docx
+++ b/labs/03-copilot-studio/03-advanced/04-reasoning/lab-01-supplier-recommendation/supplier-incidents.docx
@@ -7,12 +7,12 @@
         <w:pStyle w:val="Heading1"/>
       </w:pPr>
       <w:r>
-        <w:t>Northwind Traders Supplier Incident Log</w:t>
+        <w:t>Aurora Provisions Supplier Incident Log</w:t>
       </w:r>
     </w:p>
     <w:p>
       <w:r>
-        <w:t>Quality and delivery incidents raised against tea leaf suppliers, current as of 2026-03-15. Severity follows the Northwind quality manual: critical means product safety or a recall, major means repeated or systemic failure to meet contract terms, minor means an isolated administrative or packaging defect.</w:t>
+        <w:t>Quality and delivery incidents raised against tea leaf suppliers, current as of 2026-03-15. Severity follows the Aurora quality manual: critical means product safety or a recall, major means repeated or systemic failure to meet contract terms, minor means an isolated administrative or packaging defect.</w:t>
       </w:r>
     </w:p>
     <w:p>
@@ -68,7 +68,7 @@
     </w:p>
     <w:p>
       <w:r>
-        <w:t>Cartons in lot CN-8802 carried the previous season's harvest date. Relabelled at the Northwind distribution center at supplier cost.</w:t>
+        <w:t>Cartons in lot CN-8802 carried the previous season's harvest date. Relabelled at the Aurora distribution center at supplier cost.</w:t>
       </w:r>
     </w:p>
     <w:p>
